--- a/docs/INFORM_CALCULATION_ENGINE.docx
+++ b/docs/INFORM_CALCULATION_ENGINE.docx
@@ -3779,6 +3779,298 @@
             </w:pPr>
             <w:r>
               <w:t xml:space="preserve">confirm exact breakpoints</w:t>
+            </w:r>
+          </w:p>
+        </w:tc>
+      </w:tr>
+      <w:tr>
+        <w:tc>
+          <w:tcPr/>
+          <w:p>
+            <w:pPr>
+              <w:pStyle w:val="Compact"/>
+            </w:pPr>
+            <w:r>
+              <w:t xml:space="preserve">H</w:t>
+            </w:r>
+          </w:p>
+        </w:tc>
+        <w:tc>
+          <w:tcPr/>
+          <w:p>
+            <w:pPr>
+              <w:pStyle w:val="Compact"/>
+            </w:pPr>
+            <w:r>
+              <w:t xml:space="preserve">Missing whole category</w:t>
+            </w:r>
+          </w:p>
+        </w:tc>
+        <w:tc>
+          <w:tcPr/>
+          <w:p>
+            <w:pPr>
+              <w:pStyle w:val="Compact"/>
+            </w:pPr>
+            <w:r>
+              <w:t xml:space="preserve">dimension blanks (AVERAGE errors)</w:t>
+            </w:r>
+          </w:p>
+        </w:tc>
+        <w:tc>
+          <w:tcPr/>
+          <w:p>
+            <w:pPr>
+              <w:pStyle w:val="Compact"/>
+            </w:pPr>
+            <w:r>
+              <w:t xml:space="preserve">falls back to the present category</w:t>
+            </w:r>
+          </w:p>
+        </w:tc>
+        <w:tc>
+          <w:tcPr/>
+          <w:p>
+            <w:pPr>
+              <w:pStyle w:val="Compact"/>
+            </w:pPr>
+            <w:r>
+              <w:t xml:space="preserve">v2: replicate the blank, or document the fallback</w:t>
+            </w:r>
+          </w:p>
+        </w:tc>
+      </w:tr>
+      <w:tr>
+        <w:tc>
+          <w:tcPr/>
+          <w:p>
+            <w:pPr>
+              <w:pStyle w:val="Compact"/>
+            </w:pPr>
+            <w:r>
+              <w:t xml:space="preserve">I</w:t>
+            </w:r>
+          </w:p>
+        </w:tc>
+        <w:tc>
+          <w:tcPr/>
+          <w:p>
+            <w:pPr>
+              <w:pStyle w:val="Compact"/>
+            </w:pPr>
+            <w:r>
+              <w:t xml:space="preserve">Dimension = 0</w:t>
+            </w:r>
+          </w:p>
+        </w:tc>
+        <w:tc>
+          <w:tcPr/>
+          <w:p>
+            <w:pPr>
+              <w:pStyle w:val="Compact"/>
+            </w:pPr>
+            <w:r>
+              <w:t xml:space="preserve">risk = 0 (0^(1/3)=0)</w:t>
+            </w:r>
+          </w:p>
+        </w:tc>
+        <w:tc>
+          <w:tcPr/>
+          <w:p>
+            <w:pPr>
+              <w:pStyle w:val="Compact"/>
+            </w:pPr>
+            <w:r>
+              <w:rPr>
+                <w:b/>
+                <w:bCs/>
+              </w:rPr>
+              <w:t xml:space="preserve">aligned</w:t>
+            </w:r>
+            <w:r>
+              <w:t xml:space="preserve"> </w:t>
+            </w:r>
+            <w:r>
+              <w:t xml:space="preserve">(was null via a &gt;0 guard)</w:t>
+            </w:r>
+          </w:p>
+        </w:tc>
+        <w:tc>
+          <w:tcPr/>
+          <w:p>
+            <w:pPr>
+              <w:pStyle w:val="Compact"/>
+            </w:pPr>
+            <w:r>
+              <w:rPr>
+                <w:b/>
+                <w:bCs/>
+              </w:rPr>
+              <w:t xml:space="preserve">resolved Jun 2026</w:t>
+            </w:r>
+            <w:r>
+              <w:t xml:space="preserve"> </w:t>
+            </w:r>
+            <w:r>
+              <w:t xml:space="preserve">- guard dropped</w:t>
+            </w:r>
+          </w:p>
+        </w:tc>
+      </w:tr>
+      <w:tr>
+        <w:tc>
+          <w:tcPr/>
+          <w:p>
+            <w:pPr>
+              <w:pStyle w:val="Compact"/>
+            </w:pPr>
+            <w:r>
+              <w:t xml:space="preserve">J</w:t>
+            </w:r>
+          </w:p>
+        </w:tc>
+        <w:tc>
+          <w:tcPr/>
+          <w:p>
+            <w:pPr>
+              <w:pStyle w:val="Compact"/>
+            </w:pPr>
+            <w:r>
+              <w:t xml:space="preserve">Category weighting</w:t>
+            </w:r>
+          </w:p>
+        </w:tc>
+        <w:tc>
+          <w:tcPr/>
+          <w:p>
+            <w:pPr>
+              <w:pStyle w:val="Compact"/>
+            </w:pPr>
+            <w:r>
+              <w:t xml:space="preserve">hardwired unweighted</w:t>
+            </w:r>
+          </w:p>
+        </w:tc>
+        <w:tc>
+          <w:tcPr/>
+          <w:p>
+            <w:pPr>
+              <w:pStyle w:val="Compact"/>
+            </w:pPr>
+            <w:r>
+              <w:rPr>
+                <w:b/>
+                <w:bCs/>
+              </w:rPr>
+              <w:t xml:space="preserve">aligned</w:t>
+            </w:r>
+            <w:r>
+              <w:t xml:space="preserve"> </w:t>
+            </w:r>
+            <w:r>
+              <w:t xml:space="preserve">(was a 0.5 pass-through in the formal engine)</w:t>
+            </w:r>
+          </w:p>
+        </w:tc>
+        <w:tc>
+          <w:tcPr/>
+          <w:p>
+            <w:pPr>
+              <w:pStyle w:val="Compact"/>
+            </w:pPr>
+            <w:r>
+              <w:rPr>
+                <w:b/>
+                <w:bCs/>
+              </w:rPr>
+              <w:t xml:space="preserve">resolved Jun 2026</w:t>
+            </w:r>
+            <w:r>
+              <w:t xml:space="preserve"> </w:t>
+            </w:r>
+            <w:r>
+              <w:t xml:space="preserve">- dimension geomean unweighted; weighting = flagged v2 deviation</w:t>
+            </w:r>
+          </w:p>
+        </w:tc>
+      </w:tr>
+      <w:tr>
+        <w:tc>
+          <w:tcPr/>
+          <w:p>
+            <w:pPr>
+              <w:pStyle w:val="Compact"/>
+            </w:pPr>
+            <w:r>
+              <w:t xml:space="preserve">K</w:t>
+            </w:r>
+          </w:p>
+        </w:tc>
+        <w:tc>
+          <w:tcPr/>
+          <w:p>
+            <w:pPr>
+              <w:pStyle w:val="Compact"/>
+            </w:pPr>
+            <w:r>
+              <w:t xml:space="preserve">Two engines of record</w:t>
+            </w:r>
+          </w:p>
+        </w:tc>
+        <w:tc>
+          <w:tcPr/>
+          <w:p>
+            <w:pPr>
+              <w:pStyle w:val="Compact"/>
+            </w:pPr>
+            <w:r>
+              <w:t xml:space="preserve">one workbook</w:t>
+            </w:r>
+          </w:p>
+        </w:tc>
+        <w:tc>
+          <w:tcPr/>
+          <w:p>
+            <w:pPr>
+              <w:pStyle w:val="Compact"/>
+            </w:pPr>
+            <w:r>
+              <w:t xml:space="preserve">golden fixture now guards both</w:t>
+            </w:r>
+            <w:r>
+              <w:t xml:space="preserve"> </w:t>
+            </w:r>
+            <w:r>
+              <w:rPr>
+                <w:rStyle w:val="VerbatimChar"/>
+              </w:rPr>
+              <w:t xml:space="preserve">riskModel</w:t>
+            </w:r>
+            <w:r>
+              <w:t xml:space="preserve"> </w:t>
+            </w:r>
+            <w:r>
+              <w:t xml:space="preserve">+</w:t>
+            </w:r>
+            <w:r>
+              <w:t xml:space="preserve"> </w:t>
+            </w:r>
+            <w:r>
+              <w:rPr>
+                <w:rStyle w:val="VerbatimChar"/>
+              </w:rPr>
+              <w:t xml:space="preserve">informCalculationEngine</w:t>
+            </w:r>
+          </w:p>
+        </w:tc>
+        <w:tc>
+          <w:tcPr/>
+          <w:p>
+            <w:pPr>
+              <w:pStyle w:val="Compact"/>
+            </w:pPr>
+            <w:r>
+              <w:t xml:space="preserve">v2: converge to one engine</w:t>
             </w:r>
           </w:p>
         </w:tc>
